--- a/05-rag-application/docs/RAG入门导读.docx
+++ b/05-rag-application/docs/RAG入门导读.docx
@@ -12,7 +12,7 @@
           <w:rFonts w:ascii="Times New Roman" w:hAnsi="Times New Roman" w:eastAsia="微软雅黑"/>
           <w:b/>
           <w:i w:val="0"/>
-          <w:color w:val="1F3964"/>
+          <w:color w:val="4E7EBA"/>
           <w:sz w:val="40"/>
         </w:rPr>
         <w:t>动手搭一个 RAG：从"关键词搜索"到"会检索的智能体"入门导读</w:t>
@@ -166,7 +166,7 @@
           <w:rFonts w:ascii="Times New Roman" w:hAnsi="Times New Roman" w:eastAsia="微软雅黑"/>
           <w:b/>
           <w:i w:val="0"/>
-          <w:color w:val="1F3964"/>
+          <w:color w:val="4E7EBA"/>
           <w:sz w:val="32"/>
         </w:rPr>
         <w:t>📖 写在前面：你现在在哪里</w:t>
@@ -432,7 +432,7 @@
           <w:rFonts w:ascii="Times New Roman" w:hAnsi="Times New Roman" w:eastAsia="微软雅黑"/>
           <w:b/>
           <w:i w:val="0"/>
-          <w:color w:val="1F3964"/>
+          <w:color w:val="4E7EBA"/>
           <w:sz w:val="32"/>
         </w:rPr>
         <w:t>📚 术语对照表（先混个脸熟）</w:t>
@@ -1177,7 +1177,7 @@
           <w:rFonts w:ascii="Times New Roman" w:hAnsi="Times New Roman" w:eastAsia="微软雅黑"/>
           <w:b/>
           <w:i w:val="0"/>
-          <w:color w:val="1F3964"/>
+          <w:color w:val="4E7EBA"/>
           <w:sz w:val="32"/>
         </w:rPr>
         <w:t>1. 为什么需要 RAG：把"闭卷考试"变成"开卷考试"</w:t>
@@ -1303,7 +1303,7 @@
           <w:rFonts w:ascii="Times New Roman" w:hAnsi="Times New Roman" w:eastAsia="微软雅黑"/>
           <w:b/>
           <w:i w:val="0"/>
-          <w:color w:val="1F3964"/>
+          <w:color w:val="4E7EBA"/>
           <w:sz w:val="32"/>
         </w:rPr>
         <w:t>2. 第一路检索：BM25 关键词匹配——"精确锚定"</w:t>
@@ -1482,7 +1482,7 @@
           <w:rFonts w:ascii="Times New Roman" w:hAnsi="Times New Roman" w:eastAsia="微软雅黑"/>
           <w:b/>
           <w:i w:val="0"/>
-          <w:color w:val="1F3964"/>
+          <w:color w:val="4E7EBA"/>
           <w:sz w:val="32"/>
         </w:rPr>
         <w:t>3. 第二路检索：稠密向量——"语义模糊匹配"</w:t>
@@ -1799,7 +1799,7 @@
           <w:rFonts w:ascii="Times New Roman" w:hAnsi="Times New Roman" w:eastAsia="微软雅黑"/>
           <w:b/>
           <w:i w:val="0"/>
-          <w:color w:val="1F3964"/>
+          <w:color w:val="4E7EBA"/>
           <w:sz w:val="32"/>
         </w:rPr>
         <w:t>4. 两路怎么合：加权融合，以及为什么没用 RRF</w:t>
@@ -2142,7 +2142,7 @@
           <w:rFonts w:ascii="Times New Roman" w:hAnsi="Times New Roman" w:eastAsia="微软雅黑"/>
           <w:b/>
           <w:i w:val="0"/>
-          <w:color w:val="1F3964"/>
+          <w:color w:val="4E7EBA"/>
           <w:sz w:val="32"/>
         </w:rPr>
         <w:t>5. 为什么还要 Reranker：粗排与精排的两阶段</w:t>
@@ -2357,7 +2357,7 @@
           <w:rFonts w:ascii="Times New Roman" w:hAnsi="Times New Roman" w:eastAsia="微软雅黑"/>
           <w:b/>
           <w:i w:val="0"/>
-          <w:color w:val="1F3964"/>
+          <w:color w:val="4E7EBA"/>
           <w:sz w:val="32"/>
         </w:rPr>
         <w:t>6. 查询侧优化：让"问题"本身更适合检索</w:t>
@@ -2587,7 +2587,7 @@
           <w:rFonts w:ascii="Times New Roman" w:hAnsi="Times New Roman" w:eastAsia="微软雅黑"/>
           <w:b/>
           <w:i w:val="0"/>
-          <w:color w:val="1F3964"/>
+          <w:color w:val="4E7EBA"/>
           <w:sz w:val="32"/>
         </w:rPr>
         <w:t>7. 从 RAG 到 Agent：什么时候"一次检索"不够</w:t>
@@ -3012,7 +3012,7 @@
           <w:rFonts w:ascii="Times New Roman" w:hAnsi="Times New Roman" w:eastAsia="微软雅黑"/>
           <w:b/>
           <w:i w:val="0"/>
-          <w:color w:val="1F3964"/>
+          <w:color w:val="4E7EBA"/>
           <w:sz w:val="32"/>
         </w:rPr>
         <w:t>8. 学习路径与代码地图</w:t>
@@ -3672,7 +3672,7 @@
           <w:rFonts w:ascii="Times New Roman" w:hAnsi="Times New Roman" w:eastAsia="微软雅黑"/>
           <w:b/>
           <w:i w:val="0"/>
-          <w:color w:val="1F3964"/>
+          <w:color w:val="4E7EBA"/>
           <w:sz w:val="32"/>
         </w:rPr>
         <w:t>✅ 学完自测</w:t>
@@ -4312,7 +4312,7 @@
       <w:rFonts w:asciiTheme="majorHAnsi" w:eastAsiaTheme="majorEastAsia" w:hAnsiTheme="majorHAnsi" w:cstheme="majorBidi" w:eastAsia="微软雅黑"/>
       <w:b/>
       <w:bCs/>
-      <w:color w:val="365F91" w:themeColor="accent1" w:themeShade="BF"/>
+      <w:color w:val="4E7EBA"/>
       <w:sz w:val="28"/>
       <w:szCs w:val="28"/>
     </w:rPr>
@@ -4336,7 +4336,7 @@
       <w:rFonts w:asciiTheme="majorHAnsi" w:eastAsiaTheme="majorEastAsia" w:hAnsiTheme="majorHAnsi" w:cstheme="majorBidi" w:eastAsia="微软雅黑"/>
       <w:b/>
       <w:bCs/>
-      <w:color w:val="4F81BD" w:themeColor="accent1"/>
+      <w:color w:val="4E7EBA"/>
       <w:sz w:val="26"/>
       <w:szCs w:val="26"/>
     </w:rPr>
@@ -4360,7 +4360,7 @@
       <w:rFonts w:asciiTheme="majorHAnsi" w:eastAsiaTheme="majorEastAsia" w:hAnsiTheme="majorHAnsi" w:cstheme="majorBidi" w:eastAsia="微软雅黑"/>
       <w:b/>
       <w:bCs/>
-      <w:color w:val="4F81BD" w:themeColor="accent1"/>
+      <w:color w:val="4E7EBA"/>
     </w:rPr>
   </w:style>
   <w:style w:type="paragraph" w:styleId="Heading4">
@@ -4385,7 +4385,7 @@
       <w:bCs/>
       <w:i/>
       <w:iCs/>
-      <w:color w:val="4F81BD" w:themeColor="accent1"/>
+      <w:color w:val="4E7EBA"/>
     </w:rPr>
   </w:style>
   <w:style w:type="paragraph" w:styleId="Heading5">
